--- a/downloads/teacher/05 Materials/Unit 02/Handouts/Handout 02.14 - Investor Journal.docx
+++ b/downloads/teacher/05 Materials/Unit 02/Handouts/Handout 02.14 - Investor Journal.docx
@@ -125,7 +125,7 @@
         <w:pStyle w:val="BodyText"/>
       </w:pPr>
       <w:r>
-        <w:t xml:space="preserve">Sentence starters (Turkish, Portuguese, and Spanish lines are marked [check with a native speaker]):</w:t>
+        <w:t xml:space="preserve">Sentence starters (Turkish, Portuguese, and Spanish lines are to be verified by a native speaker):</w:t>
       </w:r>
     </w:p>
     <w:tbl>
